--- a/src/content/bios/M'Bow-AM 2018.docx
+++ b/src/content/bios/M'Bow-AM 2018.docx
@@ -9756,7 +9756,7 @@
             <w:szCs w:val="24"/>
             <w:u w:val="none"/>
           </w:rPr>
-          <w:t>www.nytimes.com/1987/10/18/world/unesco-director-withdraws-bid-for-re-election.html? pagewanted=print&amp;src=pm</w:t>
+          <w:t>www.nytimes.com/1987/10/18/world/unesco-director-withdraws-bid-for-re-election.html?pagewanted=print&amp;src=pm</w:t>
         </w:r>
       </w:hyperlink>
       <w:r>
@@ -11637,7 +11637,7 @@
           <w:szCs w:val="24"/>
           <w:u w:val="none"/>
         </w:rPr>
-        <w:t xml:space="preserve"> </w:t>
+        <w:t xml:space="preserve"/>
       </w:r>
       <w:r>
         <w:rPr>
@@ -11729,7 +11729,7 @@
           <w:szCs w:val="24"/>
           <w:u w:val="none"/>
         </w:rPr>
-        <w:t>. org/blog/</w:t>
+        <w:t>.org/blog/</w:t>
       </w:r>
       <w:proofErr w:type="spellStart"/>
       <w:r>
